--- a/tenders/analysis/2026-baqa-30/שאלות_הבהרה_מכרז_30-2026_באקה_אלגרבייה.docx
+++ b/tenders/analysis/2026-baqa-30/שאלות_הבהרה_מכרז_30-2026_באקה_אלגרבייה.docx
@@ -1264,7 +1264,7 @@
                 <w:szCs w:val="20"/>
                 <w:rtl/>
               </w:rPr>
-              <w:t xml:space="preserve">לגבי תנאי סף יב' (כל התנאים יתקיימו במציע עצמו) – מבוקש לאפשר עמידה בתנאי הסף ז' (אירוח בענן) ובדרישות ההסמכה (ISO) גם באמצעות חברה בשליטה משותפת עם המציע באותה קבוצה, או באמצעות ספק משנה שיאושר לפי נספח הפרטיות (סעיף 3ד), שכן תנאי סף ז' עצמו מתיר ענן "בשכירות מגורם אחר".</w:t>
+              <w:t xml:space="preserve">לגבי תנאי סף יב' (כל תנאי הסף והדרישות יתקיימו במציע עצמו ולא בגוף משפטי קשור) – מציעים רבים בתחום פועלים כקבוצה, שבה הרישיון ממשרד התקשורת, תשתית הענן, הניסיון מול הלקוחות והסמכות ה-ISO מוחזקים בידי חברות שונות בשליטה משותפת. מבוקש: (א) לאפשר עמידה בתנאי הסף ב' (ניסיון), ו' (רישיון), ז' (אירוח בענן) ובדרישות ההסמכה (ISO) גם באמצעות חברה בשליטה משותפת עם המציע באותה קבוצה, בצירוף התחייבות של אותה חברה לביצוע ואחריות משותפת ביחד ולחוד עם המציע; (ב) לחלופין, לאפשר עמידה בתנאי סף ז' באמצעות ספק משנה שיאושר לפי נספח הפרטיות (סעיף 3ד), שכן התנאי עצמו מתיר ענן "בשכירות מגורם אחר"; (ג) להבהיר האם ניסיון שנצבר על ידי חברה שמוזגה לתוך המציע או שפעילותה הועברה אליו ייחשב כניסיון המציע.</w:t>
             </w:r>
           </w:p>
         </w:tc>
